--- a/Files/04 - Bamidbar/05 - Korach/5783/Korach 5783.docx
+++ b/Files/04 - Bamidbar/05 - Korach/5783/Korach 5783.docx
@@ -1109,7 +1109,7 @@
           <w:rFonts w:ascii="Times New Roman" w:hAnsi="Times New Roman" w:cs="Times New Roman"/>
           <w:rtl/>
         </w:rPr>
-        <w:t>״</w:t>
+        <w:t>"</w:t>
       </w:r>
       <w:r>
         <w:rPr>
@@ -1122,7 +1122,33 @@
         <w:rPr>
           <w:rFonts w:ascii="Times New Roman" w:hAnsi="Times New Roman" w:cs="Times New Roman"/>
         </w:rPr>
-        <w:t xml:space="preserve"> cite</w:t>
+        <w:t xml:space="preserve"> </w:t>
+      </w:r>
+      <w:r>
+        <w:rPr>
+          <w:rFonts w:ascii="Times New Roman" w:hAnsi="Times New Roman" w:cs="Times New Roman"/>
+        </w:rPr>
+        <w:t>(</w:t>
+      </w:r>
+      <w:r>
+        <w:rPr>
+          <w:rFonts w:ascii="Times New Roman" w:hAnsi="Times New Roman" w:cs="Times New Roman"/>
+          <w:i/>
+          <w:iCs/>
+        </w:rPr>
+        <w:t>Rav Chaim Kanievsky on Chumash.</w:t>
+      </w:r>
+      <w:r>
+        <w:rPr>
+          <w:rFonts w:ascii="Times New Roman" w:hAnsi="Times New Roman" w:cs="Times New Roman"/>
+        </w:rPr>
+        <w:t xml:space="preserve"> Permission granted by ArtScroll / Mesorah Publications) </w:t>
+      </w:r>
+      <w:r>
+        <w:rPr>
+          <w:rFonts w:ascii="Times New Roman" w:hAnsi="Times New Roman" w:cs="Times New Roman"/>
+        </w:rPr>
+        <w:t>cite</w:t>
       </w:r>
       <w:r>
         <w:rPr>
@@ -1535,7 +1561,7 @@
           <w:rFonts w:ascii="Times New Roman" w:hAnsi="Times New Roman" w:cs="Times New Roman"/>
           <w:rtl/>
         </w:rPr>
-        <w:t>״</w:t>
+        <w:t>"</w:t>
       </w:r>
       <w:r>
         <w:rPr>
@@ -1586,7 +1612,7 @@
           <w:rFonts w:ascii="Times New Roman" w:hAnsi="Times New Roman" w:cs="Times New Roman"/>
           <w:rtl/>
         </w:rPr>
-        <w:t>״</w:t>
+        <w:t>"</w:t>
       </w:r>
       <w:r>
         <w:rPr>
@@ -1947,7 +1973,7 @@
         <w:rPr>
           <w:rFonts w:ascii="Times New Roman" w:hAnsi="Times New Roman" w:cs="Times New Roman"/>
         </w:rPr>
-        <w:t xml:space="preserve">, may Hashem </w:t>
+        <w:t>, may Hashem</w:t>
       </w:r>
       <w:r>
         <w:rPr>

--- a/Files/04 - Bamidbar/05 - Korach/5783/Korach 5783.docx
+++ b/Files/04 - Bamidbar/05 - Korach/5783/Korach 5783.docx
@@ -1109,7 +1109,7 @@
           <w:rFonts w:ascii="Times New Roman" w:hAnsi="Times New Roman" w:cs="Times New Roman"/>
           <w:rtl/>
         </w:rPr>
-        <w:t>"</w:t>
+        <w:t>״</w:t>
       </w:r>
       <w:r>
         <w:rPr>
@@ -1561,7 +1561,7 @@
           <w:rFonts w:ascii="Times New Roman" w:hAnsi="Times New Roman" w:cs="Times New Roman"/>
           <w:rtl/>
         </w:rPr>
-        <w:t>"</w:t>
+        <w:t>״</w:t>
       </w:r>
       <w:r>
         <w:rPr>
@@ -1612,7 +1612,7 @@
           <w:rFonts w:ascii="Times New Roman" w:hAnsi="Times New Roman" w:cs="Times New Roman"/>
           <w:rtl/>
         </w:rPr>
-        <w:t>"</w:t>
+        <w:t>״</w:t>
       </w:r>
       <w:r>
         <w:rPr>
@@ -1973,7 +1973,7 @@
         <w:rPr>
           <w:rFonts w:ascii="Times New Roman" w:hAnsi="Times New Roman" w:cs="Times New Roman"/>
         </w:rPr>
-        <w:t>, may Hashem</w:t>
+        <w:t xml:space="preserve">, may Hashem </w:t>
       </w:r>
       <w:r>
         <w:rPr>
